--- a/parity/fixtures/wc-tb-cellmargins.docx
+++ b/parity/fixtures/wc-tb-cellmargins.docx
@@ -5,35 +5,36 @@
     <w:tbl>
       <w:tblPr>
         <w:tblStyle w:val="TableGrid"/>
-        <w:tblLook w:firstColumn="1" w:firstRow="1" w:lastColumn="0" w:lastRow="0" w:noHBand="0" w:noVBand="1"/>
+        <w:tblW w:w="0" w:type="auto"/>
+        <w:tblCellMar>
+          <w:top w:w="360" w:type="dxa"/>
+          <w:left w:w="360" w:type="dxa"/>
+          <w:bottom w:w="360" w:type="dxa"/>
+          <w:right w:w="360" w:type="dxa"/>
+        </w:tblCellMar>
+        <w:tblLook w:firstColumn="1" w:firstRow="1" w:lastColumn="0" w:lastRow="0" w:noHBand="0" w:noVBand="1" w:val="04A0"/>
       </w:tblPr>
       <w:tblGrid>
-        <w:gridCol w:w="3120"/>
-        <w:gridCol w:w="3120"/>
-        <w:gridCol w:w="3120"/>
+        <w:gridCol w:w="3116"/>
+        <w:gridCol w:w="3117"/>
+        <w:gridCol w:w="3117"/>
       </w:tblGrid>
       <w:tr>
         <w:tc>
           <w:tcPr>
-            <w:tcW w:w="3120" w:type="dxa"/>
-            <w:tcMar>
-              <w:top w:w="360" w:type="dxa"/>
-              <w:left w:w="360" w:type="dxa"/>
-              <w:bottom w:w="360" w:type="dxa"/>
-              <w:right w:w="360" w:type="dxa"/>
-            </w:tcMar>
+            <w:tcW w:w="3116" w:type="dxa"/>
           </w:tcPr>
           <w:p/>
         </w:tc>
         <w:tc>
           <w:tcPr>
-            <w:tcW w:w="3120" w:type="dxa"/>
+            <w:tcW w:w="3117" w:type="dxa"/>
           </w:tcPr>
           <w:p/>
         </w:tc>
         <w:tc>
           <w:tcPr>
-            <w:tcW w:w="3120" w:type="dxa"/>
+            <w:tcW w:w="3117" w:type="dxa"/>
           </w:tcPr>
           <w:p/>
         </w:tc>
@@ -41,19 +42,19 @@
       <w:tr>
         <w:tc>
           <w:tcPr>
-            <w:tcW w:w="3120" w:type="dxa"/>
+            <w:tcW w:w="3116" w:type="dxa"/>
           </w:tcPr>
           <w:p/>
         </w:tc>
         <w:tc>
           <w:tcPr>
-            <w:tcW w:w="3120" w:type="dxa"/>
+            <w:tcW w:w="3117" w:type="dxa"/>
           </w:tcPr>
           <w:p/>
         </w:tc>
         <w:tc>
           <w:tcPr>
-            <w:tcW w:w="3120" w:type="dxa"/>
+            <w:tcW w:w="3117" w:type="dxa"/>
           </w:tcPr>
           <w:p/>
         </w:tc>
@@ -61,19 +62,19 @@
       <w:tr>
         <w:tc>
           <w:tcPr>
-            <w:tcW w:w="3120" w:type="dxa"/>
+            <w:tcW w:w="3116" w:type="dxa"/>
           </w:tcPr>
           <w:p/>
         </w:tc>
         <w:tc>
           <w:tcPr>
-            <w:tcW w:w="3120" w:type="dxa"/>
+            <w:tcW w:w="3117" w:type="dxa"/>
           </w:tcPr>
           <w:p/>
         </w:tc>
         <w:tc>
           <w:tcPr>
-            <w:tcW w:w="3120" w:type="dxa"/>
+            <w:tcW w:w="3117" w:type="dxa"/>
           </w:tcPr>
           <w:p/>
         </w:tc>
@@ -1381,6 +1382,9 @@
     <w:basedOn w:val="TableNormal"/>
     <w:uiPriority w:val="39"/>
     <w:rsid w:val="000A29C3"/>
+    <w:pPr>
+      <w:spacing w:after="0" w:line="240" w:lineRule="auto"/>
+    </w:pPr>
     <w:tblPr>
       <w:tblBorders>
         <w:top w:val="single" w:sz="4" w:space="0" w:color="auto"/>
@@ -1397,16 +1401,19 @@
     <w:basedOn w:val="TableNormal"/>
     <w:uiPriority w:val="49"/>
     <w:rsid w:val="005B78FB"/>
+    <w:pPr>
+      <w:spacing w:after="0" w:line="240" w:lineRule="auto"/>
+    </w:pPr>
     <w:tblPr>
       <w:tblStyleRowBandSize w:val="1"/>
       <w:tblStyleColBandSize w:val="1"/>
       <w:tblBorders>
-        <w:top w:val="single" w:sz="4" w:space="0" w:color="8EAADB" w:themeColor="accent1" w:themeTint="99"/>
-        <w:left w:val="single" w:sz="4" w:space="0" w:color="8EAADB" w:themeColor="accent1" w:themeTint="99"/>
-        <w:bottom w:val="single" w:sz="4" w:space="0" w:color="8EAADB" w:themeColor="accent1" w:themeTint="99"/>
-        <w:right w:val="single" w:sz="4" w:space="0" w:color="8EAADB" w:themeColor="accent1" w:themeTint="99"/>
-        <w:insideH w:val="single" w:sz="4" w:space="0" w:color="8EAADB" w:themeColor="accent1" w:themeTint="99"/>
-        <w:insideV w:val="single" w:sz="4" w:space="0" w:color="8EAADB" w:themeColor="accent1" w:themeTint="99"/>
+        <w:top w:val="single" w:sz="4" w:space="0" w:color="45B0E1" w:themeColor="accent1" w:themeTint="99"/>
+        <w:left w:val="single" w:sz="4" w:space="0" w:color="45B0E1" w:themeColor="accent1" w:themeTint="99"/>
+        <w:bottom w:val="single" w:sz="4" w:space="0" w:color="45B0E1" w:themeColor="accent1" w:themeTint="99"/>
+        <w:right w:val="single" w:sz="4" w:space="0" w:color="45B0E1" w:themeColor="accent1" w:themeTint="99"/>
+        <w:insideH w:val="single" w:sz="4" w:space="0" w:color="45B0E1" w:themeColor="accent1" w:themeTint="99"/>
+        <w:insideV w:val="single" w:sz="4" w:space="0" w:color="45B0E1" w:themeColor="accent1" w:themeTint="99"/>
       </w:tblBorders>
     </w:tblPr>
     <w:tblStylePr w:type="firstRow">
@@ -1418,14 +1425,14 @@
       <w:tblPr/>
       <w:tcPr>
         <w:tcBorders>
-          <w:top w:val="single" w:sz="4" w:space="0" w:color="4472C4" w:themeColor="accent1"/>
-          <w:left w:val="single" w:sz="4" w:space="0" w:color="4472C4" w:themeColor="accent1"/>
-          <w:bottom w:val="single" w:sz="4" w:space="0" w:color="4472C4" w:themeColor="accent1"/>
-          <w:right w:val="single" w:sz="4" w:space="0" w:color="4472C4" w:themeColor="accent1"/>
+          <w:top w:val="single" w:sz="4" w:space="0" w:color="156082" w:themeColor="accent1"/>
+          <w:left w:val="single" w:sz="4" w:space="0" w:color="156082" w:themeColor="accent1"/>
+          <w:bottom w:val="single" w:sz="4" w:space="0" w:color="156082" w:themeColor="accent1"/>
+          <w:right w:val="single" w:sz="4" w:space="0" w:color="156082" w:themeColor="accent1"/>
           <w:insideH w:val="nil"/>
           <w:insideV w:val="nil"/>
         </w:tcBorders>
-        <w:shd w:val="clear" w:color="auto" w:fill="4472C4" w:themeFill="accent1"/>
+        <w:shd w:val="clear" w:color="auto" w:fill="156082" w:themeFill="accent1"/>
       </w:tcPr>
     </w:tblStylePr>
     <w:tblStylePr w:type="lastRow">
@@ -1436,7 +1443,7 @@
       <w:tblPr/>
       <w:tcPr>
         <w:tcBorders>
-          <w:top w:val="double" w:sz="4" w:space="0" w:color="4472C4" w:themeColor="accent1"/>
+          <w:top w:val="double" w:sz="4" w:space="0" w:color="156082" w:themeColor="accent1"/>
         </w:tcBorders>
       </w:tcPr>
     </w:tblStylePr>
@@ -1455,13 +1462,13 @@
     <w:tblStylePr w:type="band1Vert">
       <w:tblPr/>
       <w:tcPr>
-        <w:shd w:val="clear" w:color="auto" w:fill="D9E2F3" w:themeFill="accent1" w:themeFillTint="33"/>
+        <w:shd w:val="clear" w:color="auto" w:fill="C1E4F5" w:themeFill="accent1" w:themeFillTint="33"/>
       </w:tcPr>
     </w:tblStylePr>
     <w:tblStylePr w:type="band1Horz">
       <w:tblPr/>
       <w:tcPr>
-        <w:shd w:val="clear" w:color="auto" w:fill="D9E2F3" w:themeFill="accent1" w:themeFillTint="33"/>
+        <w:shd w:val="clear" w:color="auto" w:fill="C1E4F5" w:themeFill="accent1" w:themeFillTint="33"/>
       </w:tcPr>
     </w:tblStylePr>
   </w:style>
